--- a/docs/USM-Scheduler-User-Guide.docx
+++ b/docs/USM-Scheduler-User-Guide.docx
@@ -150,7 +150,7 @@
           <w:rFonts w:ascii="Arial" w:hAnsi="Arial"/>
           <w:sz w:val="20"/>
         </w:rPr>
-        <w:t>Version 1.0 · August 2026</w:t>
+        <w:t>Version 2.0 · August 2026</w:t>
       </w:r>
     </w:p>
     <w:p>
@@ -275,7 +275,7 @@
     </w:p>
     <w:p>
       <w:r>
-        <w:t>Room capacity, individual student elective conflicts, examinations, walking distance, inter-campus travel, and instructor assignment are outside the thesis baseline.</w:t>
+        <w:t>Every section and combined meeting uses a fixed maximum of 50 students; exactly 50 is accepted and 51 or more blocks formal snapshot creation. This applies to classrooms, laboratories, and special-purpose rooms. It is not chair, floor-area, or variable room-capacity validation, so participating rooms must be administratively prevalidated. Individual student elective conflicts, examinations, walking distance, inter-campus travel, and instructor assignment remain outside the thesis baseline.</w:t>
       </w:r>
     </w:p>
     <w:p>
@@ -1499,16 +1499,63 @@
         <w:t>Data import</w:t>
       </w:r>
       <w:r>
-        <w:t xml:space="preserve">, and choose </w:t>
+        <w:t xml:space="preserve">, select the target term under </w:t>
       </w:r>
       <w:r>
         <w:rPr>
           <w:b/>
         </w:rPr>
-        <w:t>Download test workbook</w:t>
-      </w:r>
-      <w:r>
-        <w:t xml:space="preserve">. The same deterministic file is tracked at </w:t>
+        <w:t>Practice workbook</w:t>
+      </w:r>
+      <w:r>
+        <w:t xml:space="preserve">, and choose </w:t>
+      </w:r>
+      <w:r>
+        <w:rPr>
+          <w:b/>
+        </w:rPr>
+        <w:t>Download practice workbook</w:t>
+      </w:r>
+      <w:r>
+        <w:t xml:space="preserve">. The schema 1.1 file freezes that term's existing approved policy hashes; import it into the same term. The downloader never creates or approves policies. After </w:t>
+      </w:r>
+      <w:r>
+        <w:rPr>
+          <w:rFonts w:ascii="Consolas" w:hAnsi="Consolas"/>
+          <w:color w:val="125C40"/>
+          <w:sz w:val="18"/>
+        </w:rPr>
+        <w:t>seed_demo</w:t>
+      </w:r>
+      <w:r>
+        <w:t>, it can also be generated with:</w:t>
+      </w:r>
+    </w:p>
+    <w:p>
+      <w:pPr>
+        <w:pStyle w:val="CodeBlock"/>
+        <w:shd w:fill="F4F7F4"/>
+        <w:pBdr>
+          <w:left w:val="single" w:sz="16" w:space="8" w:color="125C40"/>
+        </w:pBdr>
+      </w:pPr>
+      <w:r>
+        <w:rPr>
+          <w:b/>
+          <w:color w:val="125C40"/>
+        </w:rPr>
+        <w:t>POWERSHELL</w:t>
+        <w:br/>
+      </w:r>
+      <w:r>
+        <w:t>python manage.py create_trial_workbook `</w:t>
+        <w:br/>
+        <w:t xml:space="preserve">  --term-id 1 --output .\USM-Scheduler-Synthetic-Trial-v2.xlsx</w:t>
+      </w:r>
+    </w:p>
+    <w:p>
+      <w:r>
+        <w:t xml:space="preserve">The tracked </w:t>
       </w:r>
       <w:r>
         <w:rPr>
@@ -1519,7 +1566,688 @@
         <w:t>examples/USM-Scheduler-Synthetic-Trial-v1.xlsx</w:t>
       </w:r>
       <w:r>
-        <w:t xml:space="preserve"> and can be rebuilt with:</w:t>
+        <w:t xml:space="preserve"> remains a legacy exploratory fixture. It lacks thesis-v2 enrollment and policy evidence and must not be used for the formal pilot. The v2 fixture requires approved v1 policies </w:t>
+      </w:r>
+      <w:r>
+        <w:rPr>
+          <w:rFonts w:ascii="Consolas" w:hAnsi="Consolas"/>
+          <w:color w:val="125C40"/>
+          <w:sz w:val="18"/>
+        </w:rPr>
+        <w:t>FIXED_STUDENT_LIMIT_50</w:t>
+      </w:r>
+      <w:r>
+        <w:t xml:space="preserve">, </w:t>
+      </w:r>
+      <w:r>
+        <w:rPr>
+          <w:rFonts w:ascii="Consolas" w:hAnsi="Consolas"/>
+          <w:color w:val="125C40"/>
+          <w:sz w:val="18"/>
+        </w:rPr>
+        <w:t>INSTRUCTOR_DAILY_LOAD</w:t>
+      </w:r>
+      <w:r>
+        <w:t xml:space="preserve">, and </w:t>
+      </w:r>
+      <w:r>
+        <w:rPr>
+          <w:rFonts w:ascii="Consolas" w:hAnsi="Consolas"/>
+          <w:color w:val="125C40"/>
+          <w:sz w:val="18"/>
+        </w:rPr>
+        <w:t>RECURRING_RESERVED_BLOCKS</w:t>
+      </w:r>
+      <w:r>
+        <w:t xml:space="preserve"> for the selected term; the demo setup labels these policies as synthetic.</w:t>
+      </w:r>
+    </w:p>
+    <w:p>
+      <w:r>
+        <w:t>The workbook contains 14 required meetings across five sections and 11 course offerings. It deliberately exercises:</w:t>
+      </w:r>
+    </w:p>
+    <w:p>
+      <w:pPr>
+        <w:pStyle w:val="ListBullet"/>
+      </w:pPr>
+      <w:r>
+        <w:t>incoming, continuing, and graduating section statuses;</w:t>
+      </w:r>
+    </w:p>
+    <w:p>
+      <w:pPr>
+        <w:pStyle w:val="ListBullet"/>
+      </w:pPr>
+      <w:r>
+        <w:t>contextual major, minor, and general-education classifications;</w:t>
+      </w:r>
+    </w:p>
+    <w:p>
+      <w:pPr>
+        <w:pStyle w:val="ListBullet"/>
+      </w:pPr>
+      <w:r>
+        <w:t>fixed instructors, one team-taught offering, and one shared-section offering;</w:t>
+      </w:r>
+    </w:p>
+    <w:p>
+      <w:pPr>
+        <w:pStyle w:val="ListBullet"/>
+      </w:pPr>
+      <w:r>
+        <w:t>lecture and computer-laboratory meetings;</w:t>
+      </w:r>
+    </w:p>
+    <w:p>
+      <w:pPr>
+        <w:pStyle w:val="ListBullet"/>
+      </w:pPr>
+      <w:r>
+        <w:t>explicit department room grants and shared/borrowed room grants;</w:t>
+      </w:r>
+    </w:p>
+    <w:p>
+      <w:pPr>
+        <w:pStyle w:val="ListBullet"/>
+      </w:pPr>
+      <w:r>
+        <w:t>configurable Monday-to-Friday 30-minute atoms with a lunch break;</w:t>
+      </w:r>
+    </w:p>
+    <w:p>
+      <w:pPr>
+        <w:pStyle w:val="ListBullet"/>
+      </w:pPr>
+      <w:r>
+        <w:t>a restricted instructor profile and a restricted laboratory profile;</w:t>
+      </w:r>
+    </w:p>
+    <w:p>
+      <w:pPr>
+        <w:pStyle w:val="ListBullet"/>
+      </w:pPr>
+      <w:r>
+        <w:t>instructor preferences;</w:t>
+      </w:r>
+    </w:p>
+    <w:p>
+      <w:pPr>
+        <w:pStyle w:val="ListBullet"/>
+      </w:pPr>
+      <w:r>
+        <w:t>a twice-weekly distinct-day requirement; and</w:t>
+      </w:r>
+    </w:p>
+    <w:p>
+      <w:pPr>
+        <w:pStyle w:val="ListBullet"/>
+      </w:pPr>
+      <w:r>
+        <w:t>one valid locked meeting.</w:t>
+      </w:r>
+    </w:p>
+    <w:p>
+      <w:r>
+        <w:t xml:space="preserve">All codes begin with </w:t>
+      </w:r>
+      <w:r>
+        <w:rPr>
+          <w:rFonts w:ascii="Consolas" w:hAnsi="Consolas"/>
+          <w:color w:val="125C40"/>
+          <w:sz w:val="18"/>
+        </w:rPr>
+        <w:t>SYN-</w:t>
+      </w:r>
+      <w:r>
+        <w:t xml:space="preserve"> or </w:t>
+      </w:r>
+      <w:r>
+        <w:rPr>
+          <w:rFonts w:ascii="Consolas" w:hAnsi="Consolas"/>
+          <w:color w:val="125C40"/>
+          <w:sz w:val="18"/>
+        </w:rPr>
+        <w:t>TEST-</w:t>
+      </w:r>
+      <w:r>
+        <w:t>, student sheets are intentionally empty, and workbook metadata states that the records are synthetic. The automated test suite confirms that this workbook previews and commits without errors, builds a 14-event problem, and produces independently feasible CP-SAT and GA results.</w:t>
+      </w:r>
+    </w:p>
+    <w:p>
+      <w:r>
+        <w:t>To try it:</w:t>
+      </w:r>
+    </w:p>
+    <w:p>
+      <w:pPr>
+        <w:pStyle w:val="ListNumber"/>
+        <w:numPr>
+          <w:ilvl w:val="0"/>
+          <w:numId w:val="10"/>
+        </w:numPr>
+      </w:pPr>
+      <w:r>
+        <w:t xml:space="preserve">Select the active demonstration term on </w:t>
+      </w:r>
+      <w:r>
+        <w:rPr>
+          <w:b/>
+        </w:rPr>
+        <w:t>Prepare scheduling data</w:t>
+      </w:r>
+      <w:r>
+        <w:t>.</w:t>
+      </w:r>
+    </w:p>
+    <w:p>
+      <w:pPr>
+        <w:pStyle w:val="ListNumber"/>
+        <w:numPr>
+          <w:ilvl w:val="0"/>
+          <w:numId w:val="10"/>
+        </w:numPr>
+      </w:pPr>
+      <w:r>
+        <w:t>Upload the synthetic trial workbook and confirm the authorization/data- minimization statement. For this file, the confirmation means you understand that it is safe fictional practice data.</w:t>
+      </w:r>
+    </w:p>
+    <w:p>
+      <w:pPr>
+        <w:pStyle w:val="ListNumber"/>
+        <w:numPr>
+          <w:ilvl w:val="0"/>
+          <w:numId w:val="10"/>
+        </w:numPr>
+      </w:pPr>
+      <w:r>
+        <w:t xml:space="preserve">Select </w:t>
+      </w:r>
+      <w:r>
+        <w:rPr>
+          <w:b/>
+        </w:rPr>
+        <w:t>Check workbook</w:t>
+      </w:r>
+      <w:r>
+        <w:t>. Confirm that the preview reports zero errors.</w:t>
+      </w:r>
+    </w:p>
+    <w:p>
+      <w:pPr>
+        <w:pStyle w:val="ListNumber"/>
+        <w:numPr>
+          <w:ilvl w:val="0"/>
+          <w:numId w:val="10"/>
+        </w:numPr>
+      </w:pPr>
+      <w:r>
+        <w:t xml:space="preserve">Select </w:t>
+      </w:r>
+      <w:r>
+        <w:rPr>
+          <w:b/>
+        </w:rPr>
+        <w:t>Commit clean revision</w:t>
+      </w:r>
+      <w:r>
+        <w:t>.</w:t>
+      </w:r>
+    </w:p>
+    <w:p>
+      <w:pPr>
+        <w:pStyle w:val="ListNumber"/>
+        <w:numPr>
+          <w:ilvl w:val="0"/>
+          <w:numId w:val="10"/>
+        </w:numPr>
+      </w:pPr>
+      <w:r>
+        <w:t xml:space="preserve">Open </w:t>
+      </w:r>
+      <w:r>
+        <w:rPr>
+          <w:b/>
+        </w:rPr>
+        <w:t>Generate schedule</w:t>
+      </w:r>
+      <w:r>
+        <w:t>, create a frozen snapshot from the new committed revision and approved objective profile, then run both algorithms.</w:t>
+      </w:r>
+    </w:p>
+    <w:p>
+      <w:pPr>
+        <w:pStyle w:val="ListNumber"/>
+        <w:numPr>
+          <w:ilvl w:val="0"/>
+          <w:numId w:val="10"/>
+        </w:numPr>
+      </w:pPr>
+      <w:r>
+        <w:t xml:space="preserve">Compare the two independently validated results and open </w:t>
+      </w:r>
+      <w:r>
+        <w:rPr>
+          <w:b/>
+        </w:rPr>
+        <w:t>Timetables</w:t>
+      </w:r>
+      <w:r>
+        <w:t xml:space="preserve"> to inspect the weekly view.</w:t>
+      </w:r>
+    </w:p>
+    <w:p>
+      <w:pPr>
+        <w:pStyle w:val="Heading1"/>
+      </w:pPr>
+      <w:r>
+        <w:t>6. Sign in and navigate</w:t>
+      </w:r>
+    </w:p>
+    <w:p>
+      <w:r>
+        <w:t>After signing in, the left navigation contains:</w:t>
+      </w:r>
+    </w:p>
+    <w:p>
+      <w:pPr>
+        <w:pStyle w:val="ListBullet"/>
+      </w:pPr>
+      <w:r>
+        <w:rPr>
+          <w:b/>
+        </w:rPr>
+        <w:t>Home:</w:t>
+      </w:r>
+      <w:r>
+        <w:t xml:space="preserve"> current term, data counts, recent runs, and pending reviews;</w:t>
+      </w:r>
+    </w:p>
+    <w:p>
+      <w:pPr>
+        <w:pStyle w:val="ListBullet"/>
+      </w:pPr>
+      <w:r>
+        <w:rPr>
+          <w:b/>
+        </w:rPr>
+        <w:t>Academic Terms:</w:t>
+      </w:r>
+      <w:r>
+        <w:t xml:space="preserve"> term registry, term cloning, and revision finalization;</w:t>
+      </w:r>
+    </w:p>
+    <w:p>
+      <w:pPr>
+        <w:pStyle w:val="ListBullet"/>
+      </w:pPr>
+      <w:r>
+        <w:rPr>
+          <w:b/>
+        </w:rPr>
+        <w:t>Generate Schedule:</w:t>
+      </w:r>
+      <w:r>
+        <w:t xml:space="preserve"> preflight, individual solver runs, and run history;</w:t>
+      </w:r>
+    </w:p>
+    <w:p>
+      <w:pPr>
+        <w:pStyle w:val="ListBullet"/>
+      </w:pPr>
+      <w:r>
+        <w:rPr>
+          <w:b/>
+        </w:rPr>
+        <w:t>Timetables:</w:t>
+      </w:r>
+      <w:r>
+        <w:t xml:space="preserve"> versioned assignments, validation, locking, review, approval, and export;</w:t>
+      </w:r>
+    </w:p>
+    <w:p>
+      <w:pPr>
+        <w:pStyle w:val="ListBullet"/>
+      </w:pPr>
+      <w:r>
+        <w:rPr>
+          <w:b/>
+        </w:rPr>
+        <w:t>Prepare Data:</w:t>
+      </w:r>
+      <w:r>
+        <w:t xml:space="preserve"> XLSX template, term-specific synthetic trial download, preview, errors, and transactional commit (central roles only);</w:t>
+      </w:r>
+    </w:p>
+    <w:p>
+      <w:pPr>
+        <w:pStyle w:val="ListBullet"/>
+      </w:pPr>
+      <w:r>
+        <w:rPr>
+          <w:b/>
+        </w:rPr>
+        <w:t>Reviews:</w:t>
+      </w:r>
+      <w:r>
+        <w:t xml:space="preserve"> college endorsement and change-request queue;</w:t>
+      </w:r>
+    </w:p>
+    <w:p>
+      <w:pPr>
+        <w:pStyle w:val="ListBullet"/>
+      </w:pPr>
+      <w:r>
+        <w:rPr>
+          <w:b/>
+        </w:rPr>
+        <w:t>Help and user guide:</w:t>
+      </w:r>
+      <w:r>
+        <w:t xml:space="preserve"> role guidance, solver-status explanations, downloads, and troubleshooting; and</w:t>
+      </w:r>
+    </w:p>
+    <w:p>
+      <w:pPr>
+        <w:pStyle w:val="ListBullet"/>
+      </w:pPr>
+      <w:r>
+        <w:rPr>
+          <w:b/>
+        </w:rPr>
+        <w:t>Research tools:</w:t>
+      </w:r>
+      <w:r>
+        <w:t xml:space="preserve"> separate Formal Study and Exploratory Analysis workflows, outcome tables, excluded diagnostic traces, and evidence downloads; and</w:t>
+      </w:r>
+    </w:p>
+    <w:p>
+      <w:pPr>
+        <w:pStyle w:val="ListBullet"/>
+      </w:pPr>
+      <w:r>
+        <w:rPr>
+          <w:b/>
+        </w:rPr>
+        <w:t>Django administration:</w:t>
+      </w:r>
+      <w:r>
+        <w:t xml:space="preserve"> visible to staff administrators through the user menu.</w:t>
+      </w:r>
+    </w:p>
+    <w:p>
+      <w:r>
+        <w:t>The interface supports keyboard navigation and responsive layouts. Use the “Skip to main content” link when navigating by keyboard.</w:t>
+      </w:r>
+    </w:p>
+    <w:p>
+      <w:pPr>
+        <w:pStyle w:val="Heading1"/>
+      </w:pPr>
+      <w:r>
+        <w:t>7. Configure institutional data</w:t>
+      </w:r>
+    </w:p>
+    <w:p>
+      <w:r>
+        <w:t>An administrator should complete the following before an authorized real-data import:</w:t>
+      </w:r>
+    </w:p>
+    <w:p>
+      <w:pPr>
+        <w:pStyle w:val="ListNumber"/>
+        <w:numPr>
+          <w:ilvl w:val="0"/>
+          <w:numId w:val="11"/>
+        </w:numPr>
+      </w:pPr>
+      <w:r>
+        <w:t>Confirm the academic term, campus, start and end dates.</w:t>
+      </w:r>
+    </w:p>
+    <w:p>
+      <w:pPr>
+        <w:pStyle w:val="ListNumber"/>
+        <w:numPr>
+          <w:ilvl w:val="0"/>
+          <w:numId w:val="11"/>
+        </w:numPr>
+      </w:pPr>
+      <w:r>
+        <w:t>Confirm colleges, departments, programs, and curriculum versions.</w:t>
+      </w:r>
+    </w:p>
+    <w:p>
+      <w:pPr>
+        <w:pStyle w:val="ListNumber"/>
+        <w:numPr>
+          <w:ilvl w:val="0"/>
+          <w:numId w:val="11"/>
+        </w:numPr>
+      </w:pPr>
+      <w:r>
+        <w:t xml:space="preserve">Confirm subject catalog records and program-specific </w:t>
+      </w:r>
+      <w:r>
+        <w:rPr>
+          <w:rFonts w:ascii="Consolas" w:hAnsi="Consolas"/>
+          <w:color w:val="125C40"/>
+          <w:sz w:val="18"/>
+        </w:rPr>
+        <w:t>MAJOR</w:t>
+      </w:r>
+      <w:r>
+        <w:t xml:space="preserve">, </w:t>
+      </w:r>
+      <w:r>
+        <w:rPr>
+          <w:rFonts w:ascii="Consolas" w:hAnsi="Consolas"/>
+          <w:color w:val="125C40"/>
+          <w:sz w:val="18"/>
+        </w:rPr>
+        <w:t>MINOR</w:t>
+      </w:r>
+      <w:r>
+        <w:t xml:space="preserve">, or </w:t>
+      </w:r>
+      <w:r>
+        <w:rPr>
+          <w:rFonts w:ascii="Consolas" w:hAnsi="Consolas"/>
+          <w:color w:val="125C40"/>
+          <w:sz w:val="18"/>
+        </w:rPr>
+        <w:t>GE</w:t>
+      </w:r>
+      <w:r>
+        <w:t xml:space="preserve"> classifications.</w:t>
+      </w:r>
+    </w:p>
+    <w:p>
+      <w:pPr>
+        <w:pStyle w:val="ListNumber"/>
+        <w:numPr>
+          <w:ilvl w:val="0"/>
+          <w:numId w:val="11"/>
+        </w:numPr>
+      </w:pPr>
+      <w:r>
+        <w:t>Confirm fixed offering-to-section and offering-to-instructor links.</w:t>
+      </w:r>
+    </w:p>
+    <w:p>
+      <w:pPr>
+        <w:pStyle w:val="ListNumber"/>
+        <w:numPr>
+          <w:ilvl w:val="0"/>
+          <w:numId w:val="11"/>
+        </w:numPr>
+      </w:pPr>
+      <w:r>
+        <w:t>Confirm room kind, owner, laboratory profile, and capabilities.</w:t>
+      </w:r>
+    </w:p>
+    <w:p>
+      <w:pPr>
+        <w:pStyle w:val="ListNumber"/>
+        <w:numPr>
+          <w:ilvl w:val="0"/>
+          <w:numId w:val="11"/>
+        </w:numPr>
+      </w:pPr>
+      <w:r>
+        <w:t>Enter explicit room authorization by college or department and classification. Ownership alone is not authorization.</w:t>
+      </w:r>
+    </w:p>
+    <w:p>
+      <w:pPr>
+        <w:pStyle w:val="ListNumber"/>
+        <w:numPr>
+          <w:ilvl w:val="0"/>
+          <w:numId w:val="11"/>
+        </w:numPr>
+      </w:pPr>
+      <w:r>
+        <w:t>Configure active time atoms and breaks.</w:t>
+      </w:r>
+    </w:p>
+    <w:p>
+      <w:pPr>
+        <w:pStyle w:val="ListNumber"/>
+        <w:numPr>
+          <w:ilvl w:val="0"/>
+          <w:numId w:val="11"/>
+        </w:numPr>
+      </w:pPr>
+      <w:r>
+        <w:t>Complete instructor and room availability profiles. If a resource is fully available, record the named acknowledgement rather than leaving availability ambiguous.</w:t>
+      </w:r>
+    </w:p>
+    <w:p>
+      <w:pPr>
+        <w:pStyle w:val="ListNumber"/>
+        <w:numPr>
+          <w:ilvl w:val="0"/>
+          <w:numId w:val="11"/>
+        </w:numPr>
+      </w:pPr>
+      <w:r>
+        <w:t>Record optional instructor preferences separately from hard availability.</w:t>
+      </w:r>
+    </w:p>
+    <w:p>
+      <w:pPr>
+        <w:pStyle w:val="ListNumber"/>
+        <w:numPr>
+          <w:ilvl w:val="0"/>
+          <w:numId w:val="11"/>
+        </w:numPr>
+      </w:pPr>
+      <w:r>
+        <w:t>Review and approve an objective profile before building a research snapshot.</w:t>
+      </w:r>
+    </w:p>
+    <w:p>
+      <w:r>
+        <w:t>The room-policy matrix and objective weights require authorized USM scheduling-personnel sign-off. Public university webpages are not substitutes for this internal approval.</w:t>
+      </w:r>
+    </w:p>
+    <w:p>
+      <w:pPr>
+        <w:pStyle w:val="Heading1"/>
+      </w:pPr>
+      <w:r>
+        <w:t>8. Import semester data</w:t>
+      </w:r>
+    </w:p>
+    <w:p>
+      <w:pPr>
+        <w:pStyle w:val="Heading2"/>
+      </w:pPr>
+      <w:r>
+        <w:t>8.1 Prepare a workbook</w:t>
+      </w:r>
+    </w:p>
+    <w:p>
+      <w:pPr>
+        <w:pStyle w:val="ListNumber"/>
+        <w:numPr>
+          <w:ilvl w:val="0"/>
+          <w:numId w:val="12"/>
+        </w:numPr>
+      </w:pPr>
+      <w:r>
+        <w:t xml:space="preserve">Open </w:t>
+      </w:r>
+      <w:r>
+        <w:rPr>
+          <w:b/>
+        </w:rPr>
+        <w:t>Data import</w:t>
+      </w:r>
+      <w:r>
+        <w:t>.</w:t>
+      </w:r>
+    </w:p>
+    <w:p>
+      <w:pPr>
+        <w:pStyle w:val="ListNumber"/>
+        <w:numPr>
+          <w:ilvl w:val="0"/>
+          <w:numId w:val="12"/>
+        </w:numPr>
+      </w:pPr>
+      <w:r>
+        <w:t xml:space="preserve">Select </w:t>
+      </w:r>
+      <w:r>
+        <w:rPr>
+          <w:b/>
+        </w:rPr>
+        <w:t>Download blank template</w:t>
+      </w:r>
+      <w:r>
+        <w:t>.</w:t>
+      </w:r>
+    </w:p>
+    <w:p>
+      <w:pPr>
+        <w:pStyle w:val="ListNumber"/>
+        <w:numPr>
+          <w:ilvl w:val="0"/>
+          <w:numId w:val="12"/>
+        </w:numPr>
+      </w:pPr>
+      <w:r>
+        <w:t>Populate only the documented sheets and values.</w:t>
+      </w:r>
+    </w:p>
+    <w:p>
+      <w:pPr>
+        <w:pStyle w:val="ListNumber"/>
+        <w:numPr>
+          <w:ilvl w:val="0"/>
+          <w:numId w:val="12"/>
+        </w:numPr>
+      </w:pPr>
+      <w:r>
+        <w:t>Remove direct student identifiers. Student rows are optional; the solver operates on sections.</w:t>
+      </w:r>
+    </w:p>
+    <w:p>
+      <w:pPr>
+        <w:pStyle w:val="ListNumber"/>
+        <w:numPr>
+          <w:ilvl w:val="0"/>
+          <w:numId w:val="12"/>
+        </w:numPr>
+      </w:pPr>
+      <w:r>
+        <w:t>Keep the original authorized workbook in protected storage, outside Git.</w:t>
+      </w:r>
+    </w:p>
+    <w:p>
+      <w:r>
+        <w:t>To generate a blank template from PowerShell:</w:t>
       </w:r>
     </w:p>
     <w:p>
@@ -1539,600 +2267,36 @@
         <w:br/>
       </w:r>
       <w:r>
-        <w:t>python manage.py create_trial_workbook `</w:t>
-        <w:br/>
-        <w:t xml:space="preserve">  --output .\examples\USM-Scheduler-Synthetic-Trial-v1.xlsx</w:t>
+        <w:t>python manage.py create_import_template .\usm-semester-template.xlsx</w:t>
       </w:r>
     </w:p>
     <w:p>
-      <w:r>
-        <w:t>The workbook contains 14 required meetings across five sections and 11 course offerings. It deliberately exercises:</w:t>
+      <w:pPr>
+        <w:pStyle w:val="Heading2"/>
+      </w:pPr>
+      <w:r>
+        <w:t>8.2 Preview and correct</w:t>
       </w:r>
     </w:p>
     <w:p>
       <w:pPr>
-        <w:pStyle w:val="ListBullet"/>
-      </w:pPr>
-      <w:r>
-        <w:t>incoming, continuing, and graduating section statuses;</w:t>
+        <w:pStyle w:val="ListNumber"/>
+        <w:numPr>
+          <w:ilvl w:val="0"/>
+          <w:numId w:val="13"/>
+        </w:numPr>
+      </w:pPr>
+      <w:r>
+        <w:t>Choose the target academic term.</w:t>
       </w:r>
     </w:p>
     <w:p>
       <w:pPr>
-        <w:pStyle w:val="ListBullet"/>
-      </w:pPr>
-      <w:r>
-        <w:t>contextual major, minor, and general-education classifications;</w:t>
-      </w:r>
-    </w:p>
-    <w:p>
-      <w:pPr>
-        <w:pStyle w:val="ListBullet"/>
-      </w:pPr>
-      <w:r>
-        <w:t>fixed instructors, one team-taught offering, and one shared-section offering;</w:t>
-      </w:r>
-    </w:p>
-    <w:p>
-      <w:pPr>
-        <w:pStyle w:val="ListBullet"/>
-      </w:pPr>
-      <w:r>
-        <w:t>lecture and computer-laboratory meetings;</w:t>
-      </w:r>
-    </w:p>
-    <w:p>
-      <w:pPr>
-        <w:pStyle w:val="ListBullet"/>
-      </w:pPr>
-      <w:r>
-        <w:t>explicit department room grants and shared/borrowed room grants;</w:t>
-      </w:r>
-    </w:p>
-    <w:p>
-      <w:pPr>
-        <w:pStyle w:val="ListBullet"/>
-      </w:pPr>
-      <w:r>
-        <w:t>configurable Monday-to-Friday 30-minute atoms with a lunch break;</w:t>
-      </w:r>
-    </w:p>
-    <w:p>
-      <w:pPr>
-        <w:pStyle w:val="ListBullet"/>
-      </w:pPr>
-      <w:r>
-        <w:t>a restricted instructor profile and a restricted laboratory profile;</w:t>
-      </w:r>
-    </w:p>
-    <w:p>
-      <w:pPr>
-        <w:pStyle w:val="ListBullet"/>
-      </w:pPr>
-      <w:r>
-        <w:t>instructor preferences;</w:t>
-      </w:r>
-    </w:p>
-    <w:p>
-      <w:pPr>
-        <w:pStyle w:val="ListBullet"/>
-      </w:pPr>
-      <w:r>
-        <w:t>a twice-weekly distinct-day requirement; and</w:t>
-      </w:r>
-    </w:p>
-    <w:p>
-      <w:pPr>
-        <w:pStyle w:val="ListBullet"/>
-      </w:pPr>
-      <w:r>
-        <w:t>one valid locked meeting.</w:t>
-      </w:r>
-    </w:p>
-    <w:p>
-      <w:r>
-        <w:t xml:space="preserve">All codes begin with </w:t>
-      </w:r>
-      <w:r>
-        <w:rPr>
-          <w:rFonts w:ascii="Consolas" w:hAnsi="Consolas"/>
-          <w:color w:val="125C40"/>
-          <w:sz w:val="18"/>
-        </w:rPr>
-        <w:t>SYN-</w:t>
-      </w:r>
-      <w:r>
-        <w:t xml:space="preserve"> or </w:t>
-      </w:r>
-      <w:r>
-        <w:rPr>
-          <w:rFonts w:ascii="Consolas" w:hAnsi="Consolas"/>
-          <w:color w:val="125C40"/>
-          <w:sz w:val="18"/>
-        </w:rPr>
-        <w:t>TEST-</w:t>
-      </w:r>
-      <w:r>
-        <w:t>, student sheets are intentionally empty, and workbook metadata states that the records are synthetic. The automated test suite confirms that this workbook previews and commits without errors, builds a 14-event problem, and produces independently feasible CP-SAT and GA results.</w:t>
-      </w:r>
-    </w:p>
-    <w:p>
-      <w:r>
-        <w:t>To try it:</w:t>
-      </w:r>
-    </w:p>
-    <w:p>
-      <w:pPr>
         <w:pStyle w:val="ListNumber"/>
-      </w:pPr>
-      <w:r>
-        <w:t xml:space="preserve">Select the active demonstration term on </w:t>
-      </w:r>
-      <w:r>
-        <w:rPr>
-          <w:b/>
-        </w:rPr>
-        <w:t>Prepare scheduling data</w:t>
-      </w:r>
-      <w:r>
-        <w:t>.</w:t>
-      </w:r>
-    </w:p>
-    <w:p>
-      <w:pPr>
-        <w:pStyle w:val="ListNumber"/>
-      </w:pPr>
-      <w:r>
-        <w:t>Upload the synthetic trial workbook and confirm the authorization/data- minimization statement. For this file, the confirmation means you understand that it is safe fictional practice data.</w:t>
-      </w:r>
-    </w:p>
-    <w:p>
-      <w:pPr>
-        <w:pStyle w:val="ListNumber"/>
-      </w:pPr>
-      <w:r>
-        <w:t xml:space="preserve">Select </w:t>
-      </w:r>
-      <w:r>
-        <w:rPr>
-          <w:b/>
-        </w:rPr>
-        <w:t>Check workbook</w:t>
-      </w:r>
-      <w:r>
-        <w:t>. Confirm that the preview reports zero errors.</w:t>
-      </w:r>
-    </w:p>
-    <w:p>
-      <w:pPr>
-        <w:pStyle w:val="ListNumber"/>
-      </w:pPr>
-      <w:r>
-        <w:t xml:space="preserve">Select </w:t>
-      </w:r>
-      <w:r>
-        <w:rPr>
-          <w:b/>
-        </w:rPr>
-        <w:t>Commit clean revision</w:t>
-      </w:r>
-      <w:r>
-        <w:t>.</w:t>
-      </w:r>
-    </w:p>
-    <w:p>
-      <w:pPr>
-        <w:pStyle w:val="ListNumber"/>
-      </w:pPr>
-      <w:r>
-        <w:t xml:space="preserve">Open </w:t>
-      </w:r>
-      <w:r>
-        <w:rPr>
-          <w:b/>
-        </w:rPr>
-        <w:t>Generate schedule</w:t>
-      </w:r>
-      <w:r>
-        <w:t>, create a frozen snapshot from the new committed revision and approved objective profile, then run both algorithms.</w:t>
-      </w:r>
-    </w:p>
-    <w:p>
-      <w:pPr>
-        <w:pStyle w:val="ListNumber"/>
-      </w:pPr>
-      <w:r>
-        <w:t xml:space="preserve">Compare the two independently validated results and open </w:t>
-      </w:r>
-      <w:r>
-        <w:rPr>
-          <w:b/>
-        </w:rPr>
-        <w:t>Timetables</w:t>
-      </w:r>
-      <w:r>
-        <w:t xml:space="preserve"> to inspect the weekly view.</w:t>
-      </w:r>
-    </w:p>
-    <w:p>
-      <w:pPr>
-        <w:pStyle w:val="Heading1"/>
-      </w:pPr>
-      <w:r>
-        <w:t>6. Sign in and navigate</w:t>
-      </w:r>
-    </w:p>
-    <w:p>
-      <w:r>
-        <w:t>After signing in, the left navigation contains:</w:t>
-      </w:r>
-    </w:p>
-    <w:p>
-      <w:pPr>
-        <w:pStyle w:val="ListBullet"/>
-      </w:pPr>
-      <w:r>
-        <w:rPr>
-          <w:b/>
-        </w:rPr>
-        <w:t>Overview:</w:t>
-      </w:r>
-      <w:r>
-        <w:t xml:space="preserve"> current term, data counts, recent runs, and pending reviews;</w:t>
-      </w:r>
-    </w:p>
-    <w:p>
-      <w:pPr>
-        <w:pStyle w:val="ListBullet"/>
-      </w:pPr>
-      <w:r>
-        <w:rPr>
-          <w:b/>
-        </w:rPr>
-        <w:t>Academic terms:</w:t>
-      </w:r>
-      <w:r>
-        <w:t xml:space="preserve"> term registry, term cloning, and revision finalization;</w:t>
-      </w:r>
-    </w:p>
-    <w:p>
-      <w:pPr>
-        <w:pStyle w:val="ListBullet"/>
-      </w:pPr>
-      <w:r>
-        <w:rPr>
-          <w:b/>
-        </w:rPr>
-        <w:t>Generate schedule:</w:t>
-      </w:r>
-      <w:r>
-        <w:t xml:space="preserve"> preflight, individual solver runs, experiment batches, and run history;</w:t>
-      </w:r>
-    </w:p>
-    <w:p>
-      <w:pPr>
-        <w:pStyle w:val="ListBullet"/>
-      </w:pPr>
-      <w:r>
-        <w:rPr>
-          <w:b/>
-        </w:rPr>
-        <w:t>Timetables:</w:t>
-      </w:r>
-      <w:r>
-        <w:t xml:space="preserve"> versioned assignments, validation, locking, review, approval, and export;</w:t>
-      </w:r>
-    </w:p>
-    <w:p>
-      <w:pPr>
-        <w:pStyle w:val="ListBullet"/>
-      </w:pPr>
-      <w:r>
-        <w:rPr>
-          <w:b/>
-        </w:rPr>
-        <w:t>Data import:</w:t>
-      </w:r>
-      <w:r>
-        <w:t xml:space="preserve"> XLSX template, synthetic trial download, preview, errors, and transactional commit (central roles only);</w:t>
-      </w:r>
-    </w:p>
-    <w:p>
-      <w:pPr>
-        <w:pStyle w:val="ListBullet"/>
-      </w:pPr>
-      <w:r>
-        <w:rPr>
-          <w:b/>
-        </w:rPr>
-        <w:t>Reviews:</w:t>
-      </w:r>
-      <w:r>
-        <w:t xml:space="preserve"> college endorsement and change-request queue;</w:t>
-      </w:r>
-    </w:p>
-    <w:p>
-      <w:pPr>
-        <w:pStyle w:val="ListBullet"/>
-      </w:pPr>
-      <w:r>
-        <w:rPr>
-          <w:b/>
-        </w:rPr>
-        <w:t>Help and user guide:</w:t>
-      </w:r>
-      <w:r>
-        <w:t xml:space="preserve"> role guidance, solver-status explanations, downloads, and troubleshooting; and</w:t>
-      </w:r>
-    </w:p>
-    <w:p>
-      <w:pPr>
-        <w:pStyle w:val="ListBullet"/>
-      </w:pPr>
-      <w:r>
-        <w:rPr>
-          <w:b/>
-        </w:rPr>
-        <w:t>Django administration:</w:t>
-      </w:r>
-      <w:r>
-        <w:t xml:space="preserve"> visible to staff administrators through the user menu.</w:t>
-      </w:r>
-    </w:p>
-    <w:p>
-      <w:r>
-        <w:t>The interface supports keyboard navigation and responsive layouts. Use the “Skip to main content” link when navigating by keyboard.</w:t>
-      </w:r>
-    </w:p>
-    <w:p>
-      <w:pPr>
-        <w:pStyle w:val="Heading1"/>
-      </w:pPr>
-      <w:r>
-        <w:t>7. Configure institutional data</w:t>
-      </w:r>
-    </w:p>
-    <w:p>
-      <w:r>
-        <w:t>An administrator should complete the following before an authorized real-data import:</w:t>
-      </w:r>
-    </w:p>
-    <w:p>
-      <w:pPr>
-        <w:pStyle w:val="ListNumber"/>
-      </w:pPr>
-      <w:r>
-        <w:t>Confirm the academic term, campus, start and end dates.</w:t>
-      </w:r>
-    </w:p>
-    <w:p>
-      <w:pPr>
-        <w:pStyle w:val="ListNumber"/>
-      </w:pPr>
-      <w:r>
-        <w:t>Confirm colleges, departments, programs, and curriculum versions.</w:t>
-      </w:r>
-    </w:p>
-    <w:p>
-      <w:pPr>
-        <w:pStyle w:val="ListNumber"/>
-      </w:pPr>
-      <w:r>
-        <w:t xml:space="preserve">Confirm subject catalog records and program-specific </w:t>
-      </w:r>
-      <w:r>
-        <w:rPr>
-          <w:rFonts w:ascii="Consolas" w:hAnsi="Consolas"/>
-          <w:color w:val="125C40"/>
-          <w:sz w:val="18"/>
-        </w:rPr>
-        <w:t>MAJOR</w:t>
-      </w:r>
-      <w:r>
-        <w:t xml:space="preserve">, </w:t>
-      </w:r>
-      <w:r>
-        <w:rPr>
-          <w:rFonts w:ascii="Consolas" w:hAnsi="Consolas"/>
-          <w:color w:val="125C40"/>
-          <w:sz w:val="18"/>
-        </w:rPr>
-        <w:t>MINOR</w:t>
-      </w:r>
-      <w:r>
-        <w:t xml:space="preserve">, or </w:t>
-      </w:r>
-      <w:r>
-        <w:rPr>
-          <w:rFonts w:ascii="Consolas" w:hAnsi="Consolas"/>
-          <w:color w:val="125C40"/>
-          <w:sz w:val="18"/>
-        </w:rPr>
-        <w:t>GE</w:t>
-      </w:r>
-      <w:r>
-        <w:t xml:space="preserve"> classifications.</w:t>
-      </w:r>
-    </w:p>
-    <w:p>
-      <w:pPr>
-        <w:pStyle w:val="ListNumber"/>
-      </w:pPr>
-      <w:r>
-        <w:t>Confirm fixed offering-to-section and offering-to-instructor links.</w:t>
-      </w:r>
-    </w:p>
-    <w:p>
-      <w:pPr>
-        <w:pStyle w:val="ListNumber"/>
-      </w:pPr>
-      <w:r>
-        <w:t>Confirm room kind, owner, laboratory profile, and capabilities.</w:t>
-      </w:r>
-    </w:p>
-    <w:p>
-      <w:pPr>
-        <w:pStyle w:val="ListNumber"/>
-      </w:pPr>
-      <w:r>
-        <w:t>Enter explicit room authorization by college or department and classification. Ownership alone is not authorization.</w:t>
-      </w:r>
-    </w:p>
-    <w:p>
-      <w:pPr>
-        <w:pStyle w:val="ListNumber"/>
-      </w:pPr>
-      <w:r>
-        <w:t>Configure active time atoms and breaks.</w:t>
-      </w:r>
-    </w:p>
-    <w:p>
-      <w:pPr>
-        <w:pStyle w:val="ListNumber"/>
-      </w:pPr>
-      <w:r>
-        <w:t>Complete instructor and room availability profiles. If a resource is fully available, record the named acknowledgement rather than leaving availability ambiguous.</w:t>
-      </w:r>
-    </w:p>
-    <w:p>
-      <w:pPr>
-        <w:pStyle w:val="ListNumber"/>
-      </w:pPr>
-      <w:r>
-        <w:t>Record optional instructor preferences separately from hard availability.</w:t>
-      </w:r>
-    </w:p>
-    <w:p>
-      <w:pPr>
-        <w:pStyle w:val="ListNumber"/>
-      </w:pPr>
-      <w:r>
-        <w:t>Review and approve an objective profile before building a research snapshot.</w:t>
-      </w:r>
-    </w:p>
-    <w:p>
-      <w:r>
-        <w:t>The room-policy matrix and objective weights require authorized USM scheduling-personnel sign-off. Public university webpages are not substitutes for this internal approval.</w:t>
-      </w:r>
-    </w:p>
-    <w:p>
-      <w:pPr>
-        <w:pStyle w:val="Heading1"/>
-      </w:pPr>
-      <w:r>
-        <w:t>8. Import semester data</w:t>
-      </w:r>
-    </w:p>
-    <w:p>
-      <w:pPr>
-        <w:pStyle w:val="Heading2"/>
-      </w:pPr>
-      <w:r>
-        <w:t>8.1 Prepare a workbook</w:t>
-      </w:r>
-    </w:p>
-    <w:p>
-      <w:pPr>
-        <w:pStyle w:val="ListNumber"/>
-      </w:pPr>
-      <w:r>
-        <w:t xml:space="preserve">Open </w:t>
-      </w:r>
-      <w:r>
-        <w:rPr>
-          <w:b/>
-        </w:rPr>
-        <w:t>Data import</w:t>
-      </w:r>
-      <w:r>
-        <w:t>.</w:t>
-      </w:r>
-    </w:p>
-    <w:p>
-      <w:pPr>
-        <w:pStyle w:val="ListNumber"/>
-      </w:pPr>
-      <w:r>
-        <w:t xml:space="preserve">Select </w:t>
-      </w:r>
-      <w:r>
-        <w:rPr>
-          <w:b/>
-        </w:rPr>
-        <w:t>Download blank template</w:t>
-      </w:r>
-      <w:r>
-        <w:t>.</w:t>
-      </w:r>
-    </w:p>
-    <w:p>
-      <w:pPr>
-        <w:pStyle w:val="ListNumber"/>
-      </w:pPr>
-      <w:r>
-        <w:t>Populate only the documented sheets and values.</w:t>
-      </w:r>
-    </w:p>
-    <w:p>
-      <w:pPr>
-        <w:pStyle w:val="ListNumber"/>
-      </w:pPr>
-      <w:r>
-        <w:t>Remove direct student identifiers. Student rows are optional; the solver operates on sections.</w:t>
-      </w:r>
-    </w:p>
-    <w:p>
-      <w:pPr>
-        <w:pStyle w:val="ListNumber"/>
-      </w:pPr>
-      <w:r>
-        <w:t>Keep the original authorized workbook in protected storage, outside Git.</w:t>
-      </w:r>
-    </w:p>
-    <w:p>
-      <w:r>
-        <w:t>To generate a blank template from PowerShell:</w:t>
-      </w:r>
-    </w:p>
-    <w:p>
-      <w:pPr>
-        <w:pStyle w:val="CodeBlock"/>
-        <w:shd w:fill="F4F7F4"/>
-        <w:pBdr>
-          <w:left w:val="single" w:sz="16" w:space="8" w:color="125C40"/>
-        </w:pBdr>
-      </w:pPr>
-      <w:r>
-        <w:rPr>
-          <w:b/>
-          <w:color w:val="125C40"/>
-        </w:rPr>
-        <w:t>POWERSHELL</w:t>
-        <w:br/>
-      </w:r>
-      <w:r>
-        <w:t>python manage.py create_import_template .\usm-semester-template.xlsx</w:t>
-      </w:r>
-    </w:p>
-    <w:p>
-      <w:pPr>
-        <w:pStyle w:val="Heading2"/>
-      </w:pPr>
-      <w:r>
-        <w:t>8.2 Preview and correct</w:t>
-      </w:r>
-    </w:p>
-    <w:p>
-      <w:pPr>
-        <w:pStyle w:val="ListNumber"/>
-      </w:pPr>
-      <w:r>
-        <w:t>Choose the target academic term.</w:t>
-      </w:r>
-    </w:p>
-    <w:p>
-      <w:pPr>
-        <w:pStyle w:val="ListNumber"/>
+        <w:numPr>
+          <w:ilvl w:val="0"/>
+          <w:numId w:val="13"/>
+        </w:numPr>
       </w:pPr>
       <w:r>
         <w:t xml:space="preserve">Select or drag the </w:t>
@@ -2161,6 +2325,10 @@
     <w:p>
       <w:pPr>
         <w:pStyle w:val="ListNumber"/>
+        <w:numPr>
+          <w:ilvl w:val="0"/>
+          <w:numId w:val="13"/>
+        </w:numPr>
       </w:pPr>
       <w:r>
         <w:t xml:space="preserve">Select </w:t>
@@ -2178,6 +2346,10 @@
     <w:p>
       <w:pPr>
         <w:pStyle w:val="ListNumber"/>
+        <w:numPr>
+          <w:ilvl w:val="0"/>
+          <w:numId w:val="13"/>
+        </w:numPr>
       </w:pPr>
       <w:r>
         <w:t>Review diagnostics by sheet, row, column, error code, and message.</w:t>
@@ -2186,6 +2358,10 @@
     <w:p>
       <w:pPr>
         <w:pStyle w:val="ListNumber"/>
+        <w:numPr>
+          <w:ilvl w:val="0"/>
+          <w:numId w:val="13"/>
+        </w:numPr>
       </w:pPr>
       <w:r>
         <w:t>Correct the source workbook and upload it again. Invalid batches never partially change solver data.</w:t>
@@ -2243,6 +2419,10 @@
     <w:p>
       <w:pPr>
         <w:pStyle w:val="ListNumber"/>
+        <w:numPr>
+          <w:ilvl w:val="0"/>
+          <w:numId w:val="14"/>
+        </w:numPr>
       </w:pPr>
       <w:r>
         <w:t>Select a committed source revision.</w:t>
@@ -2251,6 +2431,10 @@
     <w:p>
       <w:pPr>
         <w:pStyle w:val="ListNumber"/>
+        <w:numPr>
+          <w:ilvl w:val="0"/>
+          <w:numId w:val="14"/>
+        </w:numPr>
       </w:pPr>
       <w:r>
         <w:t>Enter the new academic year, semester, dates, and campus.</w:t>
@@ -2259,6 +2443,10 @@
     <w:p>
       <w:pPr>
         <w:pStyle w:val="ListNumber"/>
+        <w:numPr>
+          <w:ilvl w:val="0"/>
+          <w:numId w:val="14"/>
+        </w:numPr>
       </w:pPr>
       <w:r>
         <w:t xml:space="preserve">Select </w:t>
@@ -2276,6 +2464,10 @@
     <w:p>
       <w:pPr>
         <w:pStyle w:val="ListNumber"/>
+        <w:numPr>
+          <w:ilvl w:val="0"/>
+          <w:numId w:val="14"/>
+        </w:numPr>
       </w:pPr>
       <w:r>
         <w:t>In administration or through an authorized import, add incoming sections, retain or update continuing sections, deactivate graduated/inactive sections, and update offerings and availability.</w:t>
@@ -2284,6 +2476,10 @@
     <w:p>
       <w:pPr>
         <w:pStyle w:val="ListNumber"/>
+        <w:numPr>
+          <w:ilvl w:val="0"/>
+          <w:numId w:val="14"/>
+        </w:numPr>
       </w:pPr>
       <w:r>
         <w:t>Review and approve the cloned term’s objective profile.</w:t>
@@ -2292,6 +2488,10 @@
     <w:p>
       <w:pPr>
         <w:pStyle w:val="ListNumber"/>
+        <w:numPr>
+          <w:ilvl w:val="0"/>
+          <w:numId w:val="14"/>
+        </w:numPr>
       </w:pPr>
       <w:r>
         <w:t xml:space="preserve">Under </w:t>
@@ -2309,6 +2509,10 @@
     <w:p>
       <w:pPr>
         <w:pStyle w:val="ListNumber"/>
+        <w:numPr>
+          <w:ilvl w:val="0"/>
+          <w:numId w:val="14"/>
+        </w:numPr>
       </w:pPr>
       <w:r>
         <w:t xml:space="preserve">Select </w:t>
@@ -2353,6 +2557,10 @@
     <w:p>
       <w:pPr>
         <w:pStyle w:val="ListNumber"/>
+        <w:numPr>
+          <w:ilvl w:val="0"/>
+          <w:numId w:val="15"/>
+        </w:numPr>
       </w:pPr>
       <w:r>
         <w:t xml:space="preserve">Under </w:t>
@@ -2370,6 +2578,10 @@
     <w:p>
       <w:pPr>
         <w:pStyle w:val="ListNumber"/>
+        <w:numPr>
+          <w:ilvl w:val="0"/>
+          <w:numId w:val="15"/>
+        </w:numPr>
       </w:pPr>
       <w:r>
         <w:t>Select a term-matching approved objective profile.</w:t>
@@ -2378,6 +2590,10 @@
     <w:p>
       <w:pPr>
         <w:pStyle w:val="ListNumber"/>
+        <w:numPr>
+          <w:ilvl w:val="0"/>
+          <w:numId w:val="15"/>
+        </w:numPr>
       </w:pPr>
       <w:r>
         <w:t xml:space="preserve">Select </w:t>
@@ -2429,6 +2645,10 @@
     <w:p>
       <w:pPr>
         <w:pStyle w:val="ListNumber"/>
+        <w:numPr>
+          <w:ilvl w:val="0"/>
+          <w:numId w:val="16"/>
+        </w:numPr>
       </w:pPr>
       <w:r>
         <w:t xml:space="preserve">Open </w:t>
@@ -2446,6 +2666,10 @@
     <w:p>
       <w:pPr>
         <w:pStyle w:val="ListNumber"/>
+        <w:numPr>
+          <w:ilvl w:val="0"/>
+          <w:numId w:val="16"/>
+        </w:numPr>
       </w:pPr>
       <w:r>
         <w:t>Select the snapshot created in the previous step.</w:t>
@@ -2454,6 +2678,10 @@
     <w:p>
       <w:pPr>
         <w:pStyle w:val="ListNumber"/>
+        <w:numPr>
+          <w:ilvl w:val="0"/>
+          <w:numId w:val="16"/>
+        </w:numPr>
       </w:pPr>
       <w:r>
         <w:t xml:space="preserve">Select </w:t>
@@ -2473,6 +2701,10 @@
     <w:p>
       <w:pPr>
         <w:pStyle w:val="ListNumber"/>
+        <w:numPr>
+          <w:ilvl w:val="0"/>
+          <w:numId w:val="16"/>
+        </w:numPr>
       </w:pPr>
       <w:r>
         <w:t xml:space="preserve">Enter seed </w:t>
@@ -2492,6 +2724,10 @@
     <w:p>
       <w:pPr>
         <w:pStyle w:val="ListNumber"/>
+        <w:numPr>
+          <w:ilvl w:val="0"/>
+          <w:numId w:val="16"/>
+        </w:numPr>
       </w:pPr>
       <w:r>
         <w:t xml:space="preserve">Select </w:t>
@@ -2509,6 +2745,10 @@
     <w:p>
       <w:pPr>
         <w:pStyle w:val="ListNumber"/>
+        <w:numPr>
+          <w:ilvl w:val="0"/>
+          <w:numId w:val="16"/>
+        </w:numPr>
       </w:pPr>
       <w:r>
         <w:t xml:space="preserve">Repeat with </w:t>
@@ -2528,6 +2768,10 @@
     <w:p>
       <w:pPr>
         <w:pStyle w:val="ListNumber"/>
+        <w:numPr>
+          <w:ilvl w:val="0"/>
+          <w:numId w:val="16"/>
+        </w:numPr>
       </w:pPr>
       <w:r>
         <w:t xml:space="preserve">Open each entry in </w:t>
@@ -3406,6 +3650,10 @@
     <w:p>
       <w:pPr>
         <w:pStyle w:val="ListNumber"/>
+        <w:numPr>
+          <w:ilvl w:val="0"/>
+          <w:numId w:val="17"/>
+        </w:numPr>
       </w:pPr>
       <w:r>
         <w:rPr>
@@ -3420,6 +3668,10 @@
     <w:p>
       <w:pPr>
         <w:pStyle w:val="ListNumber"/>
+        <w:numPr>
+          <w:ilvl w:val="0"/>
+          <w:numId w:val="17"/>
+        </w:numPr>
       </w:pPr>
       <w:r>
         <w:rPr>
@@ -3434,6 +3686,10 @@
     <w:p>
       <w:pPr>
         <w:pStyle w:val="ListNumber"/>
+        <w:numPr>
+          <w:ilvl w:val="0"/>
+          <w:numId w:val="17"/>
+        </w:numPr>
       </w:pPr>
       <w:r>
         <w:rPr>
@@ -3448,6 +3704,10 @@
     <w:p>
       <w:pPr>
         <w:pStyle w:val="ListNumber"/>
+        <w:numPr>
+          <w:ilvl w:val="0"/>
+          <w:numId w:val="17"/>
+        </w:numPr>
       </w:pPr>
       <w:r>
         <w:rPr>
@@ -3462,6 +3722,10 @@
     <w:p>
       <w:pPr>
         <w:pStyle w:val="ListNumber"/>
+        <w:numPr>
+          <w:ilvl w:val="0"/>
+          <w:numId w:val="17"/>
+        </w:numPr>
       </w:pPr>
       <w:r>
         <w:rPr>
@@ -3476,6 +3740,10 @@
     <w:p>
       <w:pPr>
         <w:pStyle w:val="ListNumber"/>
+        <w:numPr>
+          <w:ilvl w:val="0"/>
+          <w:numId w:val="17"/>
+        </w:numPr>
       </w:pPr>
       <w:r>
         <w:rPr>
@@ -3490,6 +3758,10 @@
     <w:p>
       <w:pPr>
         <w:pStyle w:val="ListNumber"/>
+        <w:numPr>
+          <w:ilvl w:val="0"/>
+          <w:numId w:val="17"/>
+        </w:numPr>
       </w:pPr>
       <w:r>
         <w:rPr>
@@ -3504,6 +3776,10 @@
     <w:p>
       <w:pPr>
         <w:pStyle w:val="ListNumber"/>
+        <w:numPr>
+          <w:ilvl w:val="0"/>
+          <w:numId w:val="17"/>
+        </w:numPr>
       </w:pPr>
       <w:r>
         <w:rPr>
@@ -3567,6 +3843,10 @@
     <w:p>
       <w:pPr>
         <w:pStyle w:val="ListNumber"/>
+        <w:numPr>
+          <w:ilvl w:val="0"/>
+          <w:numId w:val="18"/>
+        </w:numPr>
       </w:pPr>
       <w:r>
         <w:t xml:space="preserve">Open </w:t>
@@ -3584,6 +3864,10 @@
     <w:p>
       <w:pPr>
         <w:pStyle w:val="ListNumber"/>
+        <w:numPr>
+          <w:ilvl w:val="0"/>
+          <w:numId w:val="18"/>
+        </w:numPr>
       </w:pPr>
       <w:r>
         <w:t>Search by subject, section, instructor, room, or college.</w:t>
@@ -3592,6 +3876,10 @@
     <w:p>
       <w:pPr>
         <w:pStyle w:val="ListNumber"/>
+        <w:numPr>
+          <w:ilvl w:val="0"/>
+          <w:numId w:val="18"/>
+        </w:numPr>
       </w:pPr>
       <w:r>
         <w:t xml:space="preserve">Select </w:t>
@@ -3609,6 +3897,10 @@
     <w:p>
       <w:pPr>
         <w:pStyle w:val="ListNumber"/>
+        <w:numPr>
+          <w:ilvl w:val="0"/>
+          <w:numId w:val="18"/>
+        </w:numPr>
       </w:pPr>
       <w:r>
         <w:t>Confirm zero violations and inspect the full assignments.</w:t>
@@ -3617,6 +3909,10 @@
     <w:p>
       <w:pPr>
         <w:pStyle w:val="ListNumber"/>
+        <w:numPr>
+          <w:ilvl w:val="0"/>
+          <w:numId w:val="18"/>
+        </w:numPr>
       </w:pPr>
       <w:r>
         <w:t xml:space="preserve">Select </w:t>
@@ -3634,6 +3930,10 @@
     <w:p>
       <w:pPr>
         <w:pStyle w:val="ListNumber"/>
+        <w:numPr>
+          <w:ilvl w:val="0"/>
+          <w:numId w:val="18"/>
+        </w:numPr>
       </w:pPr>
       <w:r>
         <w:t xml:space="preserve">If reviewers accept particular meetings, select their </w:t>
@@ -3660,6 +3960,10 @@
     <w:p>
       <w:pPr>
         <w:pStyle w:val="ListNumber"/>
+        <w:numPr>
+          <w:ilvl w:val="0"/>
+          <w:numId w:val="18"/>
+        </w:numPr>
       </w:pPr>
       <w:r>
         <w:t xml:space="preserve">Select </w:t>
@@ -3677,6 +3981,10 @@
     <w:p>
       <w:pPr>
         <w:pStyle w:val="ListNumber"/>
+        <w:numPr>
+          <w:ilvl w:val="0"/>
+          <w:numId w:val="18"/>
+        </w:numPr>
       </w:pPr>
       <w:r>
         <w:t xml:space="preserve">After required endorsements and final verification, select </w:t>
@@ -3702,6 +4010,10 @@
     <w:p>
       <w:pPr>
         <w:pStyle w:val="ListNumber"/>
+        <w:numPr>
+          <w:ilvl w:val="0"/>
+          <w:numId w:val="19"/>
+        </w:numPr>
       </w:pPr>
       <w:r>
         <w:t xml:space="preserve">Open </w:t>
@@ -3719,6 +4031,10 @@
     <w:p>
       <w:pPr>
         <w:pStyle w:val="ListNumber"/>
+        <w:numPr>
+          <w:ilvl w:val="0"/>
+          <w:numId w:val="19"/>
+        </w:numPr>
       </w:pPr>
       <w:r>
         <w:t>Open the relevant timetable and inspect the complete schedule.</w:t>
@@ -3727,6 +4043,10 @@
     <w:p>
       <w:pPr>
         <w:pStyle w:val="ListNumber"/>
+        <w:numPr>
+          <w:ilvl w:val="0"/>
+          <w:numId w:val="19"/>
+        </w:numPr>
       </w:pPr>
       <w:r>
         <w:t xml:space="preserve">For a college within your assigned scope, choose </w:t>
@@ -3753,6 +4073,10 @@
     <w:p>
       <w:pPr>
         <w:pStyle w:val="ListNumber"/>
+        <w:numPr>
+          <w:ilvl w:val="0"/>
+          <w:numId w:val="19"/>
+        </w:numPr>
       </w:pPr>
       <w:r>
         <w:t>Enter a specific required comment and save the decision.</w:t>
@@ -5198,6 +5522,66 @@
   <w:num w:numId="9">
     <w:abstractNumId w:val="0"/>
   </w:num>
+  <w:num w:numId="10">
+    <w:abstractNumId w:val="7"/>
+    <w:lvlOverride w:ilvl="0">
+      <w:startOverride w:val="1"/>
+    </w:lvlOverride>
+  </w:num>
+  <w:num w:numId="11">
+    <w:abstractNumId w:val="7"/>
+    <w:lvlOverride w:ilvl="0">
+      <w:startOverride w:val="1"/>
+    </w:lvlOverride>
+  </w:num>
+  <w:num w:numId="12">
+    <w:abstractNumId w:val="7"/>
+    <w:lvlOverride w:ilvl="0">
+      <w:startOverride w:val="1"/>
+    </w:lvlOverride>
+  </w:num>
+  <w:num w:numId="13">
+    <w:abstractNumId w:val="7"/>
+    <w:lvlOverride w:ilvl="0">
+      <w:startOverride w:val="1"/>
+    </w:lvlOverride>
+  </w:num>
+  <w:num w:numId="14">
+    <w:abstractNumId w:val="7"/>
+    <w:lvlOverride w:ilvl="0">
+      <w:startOverride w:val="1"/>
+    </w:lvlOverride>
+  </w:num>
+  <w:num w:numId="15">
+    <w:abstractNumId w:val="7"/>
+    <w:lvlOverride w:ilvl="0">
+      <w:startOverride w:val="1"/>
+    </w:lvlOverride>
+  </w:num>
+  <w:num w:numId="16">
+    <w:abstractNumId w:val="7"/>
+    <w:lvlOverride w:ilvl="0">
+      <w:startOverride w:val="1"/>
+    </w:lvlOverride>
+  </w:num>
+  <w:num w:numId="17">
+    <w:abstractNumId w:val="7"/>
+    <w:lvlOverride w:ilvl="0">
+      <w:startOverride w:val="1"/>
+    </w:lvlOverride>
+  </w:num>
+  <w:num w:numId="18">
+    <w:abstractNumId w:val="7"/>
+    <w:lvlOverride w:ilvl="0">
+      <w:startOverride w:val="1"/>
+    </w:lvlOverride>
+  </w:num>
+  <w:num w:numId="19">
+    <w:abstractNumId w:val="7"/>
+    <w:lvlOverride w:ilvl="0">
+      <w:startOverride w:val="1"/>
+    </w:lvlOverride>
+  </w:num>
 </w:numbering>
 </file>
 
